--- a/docs/files/f74_文雪_山东大学_济南西门子能源变压器有限公司_商务实习生-济南（2027届）（商务数字化支持）.docx
+++ b/docs/files/f74_文雪_山东大学_济南西门子能源变压器有限公司_商务实习生-济南（2027届）（商务数字化支持）.docx
@@ -1765,16 +1765,6 @@
                       <w:bCs/>
                       <w:sz w:val="21"/>
                     </w:rPr>
-                    <w:t>管理科学与工程类</w:t>
-                  </w:r>
-                  <w:r>
-                    <w:rPr>
-                      <w:rFonts w:eastAsia="等线" w:cs="Arial"/>
-                      <w:b/>
-                      <w:bCs/>
-                      <w:sz w:val="21"/>
-                    </w:rPr>
-                    <w:t>-</w:t>
                   </w:r>
                   <w:r>
                     <w:rPr>
